--- a/Word/Module 2/DOCX/Realises/M2_03_Realise_Document_structure.docx
+++ b/Word/Module 2/DOCX/Realises/M2_03_Realise_Document_structure.docx
@@ -5,19 +5,25 @@
     <w:p>
       <w:pPr>
         <w:pStyle w:val="Title"/>
+        <w:spacing w:after="160" w:before="0"/>
       </w:pPr>
       <w:r>
+        <w:rPr>
+          <w:rFonts w:ascii="Calibri" w:hAnsi="Calibri" w:eastAsia="Calibri"/>
+          <w:sz w:val="22"/>
+        </w:rPr>
         <w:t>Document structuré - résultat</w:t>
       </w:r>
     </w:p>
     <w:p>
+      <w:pPr>
+        <w:spacing w:after="240"/>
+      </w:pPr>
       <w:r>
         <w:fldChar w:fldCharType="begin"/>
         <w:instrText xml:space="preserve"> TOC \o "1-3" \h \z \u </w:instrText>
         <w:fldChar w:fldCharType="separate"/>
-      </w:r>
-      <w:r>
-        <w:t>Table des matieres automatique - cliquez puis F9 pour la mettre a jour.</w:t>
+        <w:t xml:space="preserve">Mettez le champ à jour (F9) pour afficher toute la table des matières.</w:t>
         <w:fldChar w:fldCharType="end"/>
       </w:r>
     </w:p>
@@ -29,123 +35,369 @@
     <w:p>
       <w:pPr>
         <w:pStyle w:val="Heading1"/>
+        <w:spacing w:after="160" w:before="0"/>
+        <w:numPr>
+          <w:ilvl w:val="0"/>
+          <w:numId w:val="12"/>
+        </w:numPr>
       </w:pPr>
       <w:r>
-        <w:t>1. Présentation du service</w:t>
+        <w:rPr>
+          <w:rFonts w:ascii="Calibri" w:hAnsi="Calibri" w:eastAsia="Calibri"/>
+          <w:sz w:val="22"/>
+        </w:rPr>
+        <w:t>Présentation du service</w:t>
       </w:r>
     </w:p>
     <w:p>
       <w:pPr>
         <w:pStyle w:val="Heading2"/>
+        <w:spacing w:after="160" w:before="0"/>
+        <w:numPr>
+          <w:ilvl w:val="1"/>
+          <w:numId w:val="12"/>
+        </w:numPr>
       </w:pPr>
       <w:r>
-        <w:t>1.1 Missions</w:t>
+        <w:rPr>
+          <w:rFonts w:ascii="Calibri" w:hAnsi="Calibri" w:eastAsia="Calibri"/>
+          <w:sz w:val="22"/>
+        </w:rPr>
+        <w:t>Missions</w:t>
       </w:r>
     </w:p>
     <w:p>
+      <w:pPr>
+        <w:spacing w:after="160" w:before="0"/>
+      </w:pPr>
       <w:r>
-        <w:t>Texte d'exemple complété.</w:t>
+        <w:rPr>
+          <w:rFonts w:ascii="Calibri" w:hAnsi="Calibri" w:eastAsia="Calibri"/>
+          <w:sz w:val="22"/>
+        </w:rPr>
+        <w:t>Texte d'exemple complété pour cette sous-partie.</w:t>
+      </w:r>
+    </w:p>
+    <w:p>
+      <w:pPr>
+        <w:spacing w:after="80" w:before="0"/>
+      </w:pPr>
+      <w:r>
+        <w:rPr>
+          <w:rFonts w:ascii="Calibri" w:hAnsi="Calibri" w:eastAsia="Calibri"/>
+          <w:sz w:val="22"/>
+        </w:rPr>
+        <w:t>Liste hiérarchisée des missions :</w:t>
+      </w:r>
+    </w:p>
+    <w:p>
+      <w:pPr>
+        <w:numPr>
+          <w:ilvl w:val="0"/>
+          <w:numId w:val="13"/>
+        </w:numPr>
+      </w:pPr>
+      <w:r>
+        <w:t>Accueillir les nouveaux collaborateurs</w:t>
+      </w:r>
+    </w:p>
+    <w:p>
+      <w:pPr>
+        <w:numPr>
+          <w:ilvl w:val="1"/>
+          <w:numId w:val="13"/>
+        </w:numPr>
+      </w:pPr>
+      <w:r>
+        <w:t>Préparer les accès et le matériel</w:t>
+      </w:r>
+    </w:p>
+    <w:p>
+      <w:pPr>
+        <w:numPr>
+          <w:ilvl w:val="1"/>
+          <w:numId w:val="13"/>
+        </w:numPr>
+      </w:pPr>
+      <w:r>
+        <w:t>Organiser le premier jour</w:t>
+      </w:r>
+    </w:p>
+    <w:p>
+      <w:pPr>
+        <w:numPr>
+          <w:ilvl w:val="0"/>
+          <w:numId w:val="13"/>
+        </w:numPr>
+      </w:pPr>
+      <w:r>
+        <w:t>Assurer le suivi des demandes</w:t>
+      </w:r>
+    </w:p>
+    <w:p>
+      <w:pPr>
+        <w:numPr>
+          <w:ilvl w:val="1"/>
+          <w:numId w:val="13"/>
+        </w:numPr>
+      </w:pPr>
+      <w:r>
+        <w:t>Collecter les difficultés</w:t>
+      </w:r>
+    </w:p>
+    <w:p>
+      <w:pPr>
+        <w:numPr>
+          <w:ilvl w:val="1"/>
+          <w:numId w:val="13"/>
+        </w:numPr>
+      </w:pPr>
+      <w:r>
+        <w:t>Transmettre aux services concernés</w:t>
       </w:r>
     </w:p>
     <w:p>
       <w:pPr>
         <w:pStyle w:val="Heading2"/>
+        <w:spacing w:after="160" w:before="0"/>
+        <w:numPr>
+          <w:ilvl w:val="1"/>
+          <w:numId w:val="12"/>
+        </w:numPr>
       </w:pPr>
       <w:r>
-        <w:t>1.2 Organisation</w:t>
+        <w:rPr>
+          <w:rFonts w:ascii="Calibri" w:hAnsi="Calibri" w:eastAsia="Calibri"/>
+          <w:sz w:val="22"/>
+        </w:rPr>
+        <w:t>Organisation</w:t>
       </w:r>
     </w:p>
     <w:p>
+      <w:pPr>
+        <w:spacing w:after="160" w:before="0"/>
+      </w:pPr>
       <w:r>
-        <w:t>Texte d'exemple complété.</w:t>
+        <w:rPr>
+          <w:rFonts w:ascii="Calibri" w:hAnsi="Calibri" w:eastAsia="Calibri"/>
+          <w:sz w:val="22"/>
+        </w:rPr>
+        <w:t>Texte d'exemple complété pour cette sous-partie.</w:t>
       </w:r>
     </w:p>
     <w:p>
       <w:pPr>
         <w:pStyle w:val="Heading1"/>
+        <w:spacing w:after="160" w:before="0"/>
+        <w:numPr>
+          <w:ilvl w:val="0"/>
+          <w:numId w:val="12"/>
+        </w:numPr>
       </w:pPr>
       <w:r>
-        <w:t>2. Procédures internes</w:t>
+        <w:rPr>
+          <w:rFonts w:ascii="Calibri" w:hAnsi="Calibri" w:eastAsia="Calibri"/>
+          <w:sz w:val="22"/>
+        </w:rPr>
+        <w:t>Procédures internes</w:t>
       </w:r>
     </w:p>
     <w:p>
       <w:pPr>
         <w:pStyle w:val="Heading2"/>
+        <w:spacing w:after="160" w:before="0"/>
+        <w:numPr>
+          <w:ilvl w:val="1"/>
+          <w:numId w:val="12"/>
+        </w:numPr>
       </w:pPr>
       <w:r>
-        <w:t>2.1 Accueil d'un collaborateur</w:t>
+        <w:rPr>
+          <w:rFonts w:ascii="Calibri" w:hAnsi="Calibri" w:eastAsia="Calibri"/>
+          <w:sz w:val="22"/>
+        </w:rPr>
+        <w:t>Accueil d'un collaborateur</w:t>
       </w:r>
     </w:p>
     <w:p>
+      <w:pPr>
+        <w:spacing w:after="160" w:before="0"/>
+      </w:pPr>
       <w:r>
-        <w:t>Texte d'exemple complété.</w:t>
+        <w:rPr>
+          <w:rFonts w:ascii="Calibri" w:hAnsi="Calibri" w:eastAsia="Calibri"/>
+          <w:sz w:val="22"/>
+        </w:rPr>
+        <w:t>Texte d'exemple complété pour cette sous-partie.</w:t>
       </w:r>
     </w:p>
     <w:p>
       <w:pPr>
         <w:pStyle w:val="Heading2"/>
+        <w:spacing w:after="160" w:before="0"/>
+        <w:numPr>
+          <w:ilvl w:val="1"/>
+          <w:numId w:val="12"/>
+        </w:numPr>
       </w:pPr>
       <w:r>
-        <w:t>2.2 Gestion des accès</w:t>
+        <w:rPr>
+          <w:rFonts w:ascii="Calibri" w:hAnsi="Calibri" w:eastAsia="Calibri"/>
+          <w:sz w:val="22"/>
+        </w:rPr>
+        <w:t>Gestion des accès</w:t>
       </w:r>
     </w:p>
     <w:p>
+      <w:pPr>
+        <w:spacing w:after="160" w:before="0"/>
+      </w:pPr>
       <w:r>
-        <w:t>Texte d'exemple complété.</w:t>
+        <w:rPr>
+          <w:rFonts w:ascii="Calibri" w:hAnsi="Calibri" w:eastAsia="Calibri"/>
+          <w:sz w:val="22"/>
+        </w:rPr>
+        <w:t>Texte d'exemple complété pour cette sous-partie.</w:t>
       </w:r>
     </w:p>
     <w:p>
       <w:pPr>
         <w:pStyle w:val="Heading2"/>
+        <w:spacing w:after="160" w:before="0"/>
+        <w:numPr>
+          <w:ilvl w:val="1"/>
+          <w:numId w:val="12"/>
+        </w:numPr>
       </w:pPr>
       <w:r>
-        <w:t>2.3 Suivi des demandes</w:t>
+        <w:rPr>
+          <w:rFonts w:ascii="Calibri" w:hAnsi="Calibri" w:eastAsia="Calibri"/>
+          <w:sz w:val="22"/>
+        </w:rPr>
+        <w:t>Suivi des demandes</w:t>
       </w:r>
     </w:p>
     <w:p>
+      <w:pPr>
+        <w:spacing w:after="160" w:before="0"/>
+      </w:pPr>
       <w:r>
-        <w:t>Texte d'exemple complété.</w:t>
+        <w:rPr>
+          <w:rFonts w:ascii="Calibri" w:hAnsi="Calibri" w:eastAsia="Calibri"/>
+          <w:sz w:val="22"/>
+        </w:rPr>
+        <w:t>Texte d'exemple complété pour cette sous-partie.</w:t>
+      </w:r>
+    </w:p>
+    <w:p>
+      <w:pPr>
+        <w:pStyle w:val="Heading2"/>
+        <w:spacing w:after="160" w:before="0"/>
+        <w:numPr>
+          <w:ilvl w:val="1"/>
+          <w:numId w:val="12"/>
+        </w:numPr>
+      </w:pPr>
+      <w:r>
+        <w:rPr>
+          <w:rFonts w:ascii="Calibri" w:hAnsi="Calibri" w:eastAsia="Calibri"/>
+          <w:sz w:val="22"/>
+        </w:rPr>
+        <w:t>Évaluation des besoins</w:t>
+      </w:r>
+    </w:p>
+    <w:p>
+      <w:pPr>
+        <w:spacing w:after="160" w:before="0"/>
+      </w:pPr>
+      <w:r>
+        <w:rPr>
+          <w:rFonts w:ascii="Calibri" w:hAnsi="Calibri" w:eastAsia="Calibri"/>
+          <w:sz w:val="22"/>
+        </w:rPr>
+        <w:t>Texte d'exemple complété pour cette sous-partie.</w:t>
       </w:r>
     </w:p>
     <w:p>
       <w:pPr>
         <w:pStyle w:val="Heading1"/>
+        <w:spacing w:after="160" w:before="0"/>
+        <w:numPr>
+          <w:ilvl w:val="0"/>
+          <w:numId w:val="12"/>
+        </w:numPr>
       </w:pPr>
       <w:r>
-        <w:t>3. Annexes</w:t>
+        <w:rPr>
+          <w:rFonts w:ascii="Calibri" w:hAnsi="Calibri" w:eastAsia="Calibri"/>
+          <w:sz w:val="22"/>
+        </w:rPr>
+        <w:t>Annexes</w:t>
       </w:r>
     </w:p>
     <w:p>
       <w:pPr>
         <w:pStyle w:val="Heading2"/>
+        <w:spacing w:after="160" w:before="0"/>
+        <w:numPr>
+          <w:ilvl w:val="1"/>
+          <w:numId w:val="12"/>
+        </w:numPr>
       </w:pPr>
       <w:r>
-        <w:t>3.1 Contacts utiles</w:t>
+        <w:rPr>
+          <w:rFonts w:ascii="Calibri" w:hAnsi="Calibri" w:eastAsia="Calibri"/>
+          <w:sz w:val="22"/>
+        </w:rPr>
+        <w:t>Contacts utiles</w:t>
       </w:r>
     </w:p>
     <w:p>
+      <w:pPr>
+        <w:spacing w:after="160" w:before="0"/>
+      </w:pPr>
       <w:r>
-        <w:t>Texte d'exemple complété.</w:t>
+        <w:rPr>
+          <w:rFonts w:ascii="Calibri" w:hAnsi="Calibri" w:eastAsia="Calibri"/>
+          <w:sz w:val="22"/>
+        </w:rPr>
+        <w:t>Texte d'exemple complété pour cette sous-partie.</w:t>
       </w:r>
     </w:p>
     <w:p>
       <w:pPr>
         <w:pStyle w:val="Heading2"/>
+        <w:spacing w:after="160" w:before="0"/>
+        <w:numPr>
+          <w:ilvl w:val="1"/>
+          <w:numId w:val="12"/>
+        </w:numPr>
       </w:pPr>
       <w:r>
-        <w:t>3.2 Documents de référence</w:t>
+        <w:rPr>
+          <w:rFonts w:ascii="Calibri" w:hAnsi="Calibri" w:eastAsia="Calibri"/>
+          <w:sz w:val="22"/>
+        </w:rPr>
+        <w:t>Documents de référence</w:t>
       </w:r>
     </w:p>
     <w:p>
+      <w:pPr>
+        <w:spacing w:after="160" w:before="0"/>
+      </w:pPr>
       <w:r>
-        <w:t>Texte d'exemple complété.</w:t>
+        <w:rPr>
+          <w:rFonts w:ascii="Calibri" w:hAnsi="Calibri" w:eastAsia="Calibri"/>
+          <w:sz w:val="22"/>
+        </w:rPr>
+        <w:t>Texte d'exemple complété pour cette sous-partie.</w:t>
       </w:r>
     </w:p>
     <w:sectPr>
       <w:headerReference w:type="default" r:id="rId9"/>
       <w:footerReference w:type="default" r:id="rId10"/>
-      <w:pgSz w:w="12240" w:h="15840"/>
-      <w:pgMar w:top="1440" w:right="1800" w:bottom="1440" w:left="1800" w:header="720" w:footer="720" w:gutter="0"/>
+      <w:pgSz w:w="11906" w:h="16838"/>
+      <w:pgMar w:top="1134" w:right="1417" w:bottom="1134" w:left="1417" w:header="720" w:footer="720" w:gutter="0"/>
       <w:cols w:space="720"/>
       <w:titlePg/>
       <w:docGrid w:linePitch="360"/>
@@ -159,13 +411,21 @@
   <w:p>
     <w:pPr>
       <w:pStyle w:val="Footer"/>
-    </w:pPr>
+      <w:jc w:val="right"/>
+    </w:pPr>
+    <w:r/>
     <w:r>
+      <w:rPr>
+        <w:rFonts w:ascii="Calibri" w:hAnsi="Calibri" w:eastAsia="Calibri"/>
+        <w:sz w:val="20"/>
+      </w:rPr>
       <w:t xml:space="preserve">Page </w:t>
     </w:r>
     <w:r>
       <w:fldChar w:fldCharType="begin"/>
       <w:instrText xml:space="preserve"> PAGE </w:instrText>
+      <w:fldChar w:fldCharType="separate"/>
+      <w:t>1</w:t>
       <w:fldChar w:fldCharType="end"/>
     </w:r>
   </w:p>
@@ -178,7 +438,14 @@
     <w:pPr>
       <w:pStyle w:val="Header"/>
     </w:pPr>
+    <w:r/>
     <w:r>
+      <w:rPr>
+        <w:rFonts w:ascii="Calibri" w:hAnsi="Calibri" w:eastAsia="Calibri"/>
+        <w:i/>
+        <w:color w:val="2B579A"/>
+        <w:sz w:val="20"/>
+      </w:rPr>
       <w:t>Document structuré</w:t>
     </w:r>
   </w:p>
@@ -187,6 +454,60 @@
 
 <file path=word/numbering.xml><?xml version="1.0" encoding="utf-8"?>
 <w:numbering xmlns:wpc="http://schemas.microsoft.com/office/word/2010/wordprocessingCanvas" xmlns:mo="http://schemas.microsoft.com/office/mac/office/2008/main" xmlns:mc="http://schemas.openxmlformats.org/markup-compatibility/2006" xmlns:mv="urn:schemas-microsoft-com:mac:vml" xmlns:o="urn:schemas-microsoft-com:office:office" xmlns:r="http://schemas.openxmlformats.org/officeDocument/2006/relationships" xmlns:m="http://schemas.openxmlformats.org/officeDocument/2006/math" xmlns:v="urn:schemas-microsoft-com:vml" xmlns:wp14="http://schemas.microsoft.com/office/word/2010/wordprocessingDrawing" xmlns:wp="http://schemas.openxmlformats.org/drawingml/2006/wordprocessingDrawing" xmlns:w10="urn:schemas-microsoft-com:office:word" xmlns:w="http://schemas.openxmlformats.org/wordprocessingml/2006/main" xmlns:w14="http://schemas.microsoft.com/office/word/2010/wordml" xmlns:wpg="http://schemas.microsoft.com/office/word/2010/wordprocessingGroup" xmlns:wpi="http://schemas.microsoft.com/office/word/2010/wordprocessingInk" xmlns:wne="http://schemas.microsoft.com/office/word/2006/wordml" xmlns:wps="http://schemas.microsoft.com/office/word/2010/wordprocessingShape" mc:Ignorable="w14 wp14">
+  <w:abstractNum w:abstractNumId="13">
+    <w:multiLevelType w:val="multilevel"/>
+    <w:lvl w:ilvl="0">
+      <w:start w:val="1"/>
+      <w:numFmt w:val="decimal"/>
+      <w:lvlText w:val="%1."/>
+      <w:lvlJc w:val="left"/>
+      <w:pPr>
+        <w:ind w:left="720" w:hanging="360"/>
+      </w:pPr>
+    </w:lvl>
+    <w:lvl w:ilvl="1">
+      <w:start w:val="1"/>
+      <w:numFmt w:val="decimal"/>
+      <w:lvlText w:val="%1.%2"/>
+      <w:lvlJc w:val="left"/>
+      <w:pPr>
+        <w:ind w:left="1080" w:hanging="360"/>
+      </w:pPr>
+    </w:lvl>
+  </w:abstractNum>
+  <w:abstractNum w:abstractNumId="12">
+    <w:multiLevelType w:val="multilevel"/>
+    <w:lvl w:ilvl="0">
+      <w:start w:val="1"/>
+      <w:numFmt w:val="decimal"/>
+      <w:pStyle w:val="Heading1"/>
+      <w:lvlText w:val="%1."/>
+      <w:lvlJc w:val="left"/>
+      <w:pPr>
+        <w:ind w:left="360" w:hanging="360"/>
+      </w:pPr>
+    </w:lvl>
+    <w:lvl w:ilvl="1">
+      <w:start w:val="1"/>
+      <w:numFmt w:val="decimal"/>
+      <w:pStyle w:val="Heading2"/>
+      <w:lvlText w:val="%1.%2"/>
+      <w:lvlJc w:val="left"/>
+      <w:pPr>
+        <w:ind w:left="720" w:hanging="360"/>
+      </w:pPr>
+    </w:lvl>
+    <w:lvl w:ilvl="2">
+      <w:start w:val="1"/>
+      <w:numFmt w:val="decimal"/>
+      <w:pStyle w:val="Heading3"/>
+      <w:lvlText w:val="%1.%2.%3"/>
+      <w:lvlJc w:val="left"/>
+      <w:pPr>
+        <w:ind w:left="1080" w:hanging="360"/>
+      </w:pPr>
+    </w:lvl>
+  </w:abstractNum>
   <w:abstractNum w:abstractNumId="0">
     <w:nsid w:val="FFFFFF7C"/>
     <w:multiLevelType w:val="singleLevel"/>
@@ -384,6 +705,12 @@
   </w:num>
   <w:num w:numId="9">
     <w:abstractNumId w:val="0"/>
+  </w:num>
+  <w:num w:numId="12">
+    <w:abstractNumId w:val="12"/>
+  </w:num>
+  <w:num w:numId="13">
+    <w:abstractNumId w:val="13"/>
   </w:num>
 </w:numbering>
 </file>
